--- a/docs/Manuales_Windows/05_Solucion_de_Problemas.docx
+++ b/docs/Manuales_Windows/05_Solucion_de_Problemas.docx
@@ -23,6 +23,16 @@
           <w:sz w:val="22"/>
         </w:rPr>
         <w:t>Guia de fallos frecuentes en PC Windows: servicios, portal, guante, camara y vision. Revisa primero la barra de estado del portal.</w:t>
+      </w:r>
+    </w:p>
+    <w:p>
+      <w:r>
+        <w:rPr>
+          <w:rFonts w:ascii="Calibri" w:hAnsi="Calibri" w:eastAsia="Calibri"/>
+          <w:color w:val="000000"/>
+          <w:sz w:val="22"/>
+        </w:rPr>
+        <w:t>Repositorio y actualizaciones: https://github.com/Atzelcer/Nexum_AI</w:t>
       </w:r>
     </w:p>
     <w:p>
